--- a/hw3/HW_writeup.docx
+++ b/hw3/HW_writeup.docx
@@ -77,13 +77,10 @@
         <w:t>“</w:t>
       </w:r>
       <w:r>
-        <w:t>Which states are most affected by illegal immigration?</w:t>
-      </w:r>
-      <w:r>
-        <w:t>”</w:t>
-      </w:r>
-      <w:r>
-        <w:t>: A heatmap of the USA highlighting states with the highest number of illegal immigrants.</w:t>
+        <w:t>What are the major source countries?</w:t>
+      </w:r>
+      <w:r>
+        <w:t>”: A bar chart, pie chart or a world map illustrating the origin countries of illegal immigrants.</w:t>
       </w:r>
     </w:p>
     <w:p>
@@ -95,7 +92,16 @@
         </w:numPr>
       </w:pPr>
       <w:r>
-        <w:t>Border Crossings vs. Deportations: A dual-axis chart comparing the number of illegal border crossings and deportations over time.</w:t>
+        <w:t>“</w:t>
+      </w:r>
+      <w:r>
+        <w:t>Which states are most affected by illegal immigration?</w:t>
+      </w:r>
+      <w:r>
+        <w:t>”</w:t>
+      </w:r>
+      <w:r>
+        <w:t>: A heatmap of the USA highlighting states with the highest number of illegal immigrants.</w:t>
       </w:r>
     </w:p>
     <w:p>
@@ -107,28 +113,7 @@
         </w:numPr>
       </w:pPr>
       <w:r>
-        <w:t>“</w:t>
-      </w:r>
-      <w:r>
-        <w:t>What are the major source countries?</w:t>
-      </w:r>
-      <w:r>
-        <w:t>”</w:t>
-      </w:r>
-      <w:r>
-        <w:t>: A bar chart</w:t>
-      </w:r>
-      <w:r>
-        <w:t>,</w:t>
-      </w:r>
-      <w:r>
-        <w:t xml:space="preserve"> pie chart</w:t>
-      </w:r>
-      <w:r>
-        <w:t xml:space="preserve"> or a world map</w:t>
-      </w:r>
-      <w:r>
-        <w:t xml:space="preserve"> illustrating the origin countries of illegal immigrants.</w:t>
+        <w:t>Border Crossings vs. Deportations: A dual-axis chart comparing the number of illegal border crossings and deportations over time.</w:t>
       </w:r>
     </w:p>
     <w:p>
@@ -208,7 +193,19 @@
           <w:rPr>
             <w:rStyle w:val="Hyperlink"/>
           </w:rPr>
-          <w:t>https://www.cbp.gov/newsroom/stats/nationwide-encounters</w:t>
+          <w:t>https://www.cb</w:t>
+        </w:r>
+        <w:r>
+          <w:rPr>
+            <w:rStyle w:val="Hyperlink"/>
+          </w:rPr>
+          <w:t>p</w:t>
+        </w:r>
+        <w:r>
+          <w:rPr>
+            <w:rStyle w:val="Hyperlink"/>
+          </w:rPr>
+          <w:t>.gov/newsroom/stats/nationwide-encounters</w:t>
         </w:r>
       </w:hyperlink>
       <w:r>
@@ -263,8 +260,16 @@
       <w:r>
         <w:t xml:space="preserve">: </w:t>
       </w:r>
-      <w:r>
-        <w:t>https://usafacts.org/articles/what-can-the-data-tell-us-about-unauthorized-immigration/</w:t>
+      <w:hyperlink r:id="rId7" w:history="1">
+        <w:r>
+          <w:rPr>
+            <w:rStyle w:val="Hyperlink"/>
+          </w:rPr>
+          <w:t>https://usafacts.org/articles/what-can-the-data-tell-us-about-unauthorized-immigration/</w:t>
+        </w:r>
+      </w:hyperlink>
+      <w:r>
+        <w:t xml:space="preserve"> </w:t>
       </w:r>
     </w:p>
     <w:p/>
@@ -298,7 +303,10 @@
       </w:r>
       <w:proofErr w:type="spellEnd"/>
       <w:r>
-        <w:t>. The data is presented in tabular format with downloadable options, allowing users to perform custom analyses. However, the lack of interactive visualizations may limit immediate insights for general audiences.</w:t>
+        <w:t xml:space="preserve">. The data is presented in tabular format, allowing users to perform custom analyses. </w:t>
+      </w:r>
+      <w:r>
+        <w:t xml:space="preserve">However, this visualization might be a little overwhelmed with too many selection options. </w:t>
       </w:r>
     </w:p>
     <w:p>
@@ -315,7 +323,19 @@
         </w:numPr>
       </w:pPr>
       <w:r>
-        <w:t>Galvan offers an interactive analysis of CBP data, featuring plots that depict trends over time. The visualizations are user-friendly, allowing readers to grasp patterns quickly. For instance, the 'Inadmissible Aliens' plot distinguishes encounters involving citizens from Cuba, Haiti, Nicaragua, and Venezuela (CHNV) across different border regions. This interactivity enhances data engagement compared to static tables.</w:t>
+        <w:t>Galvan offers</w:t>
+      </w:r>
+      <w:r>
+        <w:t xml:space="preserve"> analysis of CBP</w:t>
+      </w:r>
+      <w:r>
+        <w:t xml:space="preserve"> data featuring plots that depict trends over time. The visualizations are user-friendly, allowing readers to grasp patterns quickly. For instance, the 'Inadmissible Aliens' plot distinguishes encounters </w:t>
+      </w:r>
+      <w:r>
+        <w:t xml:space="preserve">(by using histograms) </w:t>
+      </w:r>
+      <w:r>
+        <w:t xml:space="preserve">involving citizens from Cuba, Haiti, Nicaragua, and Venezuela (CHNV) across different border regions. </w:t>
       </w:r>
     </w:p>
     <w:p>
@@ -342,7 +362,39 @@
       </w:r>
       <w:proofErr w:type="spellEnd"/>
       <w:r>
-        <w:t xml:space="preserve"> provides an article discussing unauthorized immigration statistics, including the number of border encounters and demographic information. While informative, the article lacks interactive visualizations, relying on textual descriptions and static images to convey data trends.</w:t>
+        <w:t xml:space="preserve"> provides an article discussing unauthorized immigration statistics, including the number of border encounters and demographic information. </w:t>
+      </w:r>
+    </w:p>
+    <w:p>
+      <w:pPr>
+        <w:pStyle w:val="ListParagraph"/>
+        <w:numPr>
+          <w:ilvl w:val="0"/>
+          <w:numId w:val="9"/>
+        </w:numPr>
+      </w:pPr>
+      <w:r>
+        <w:t xml:space="preserve">The article shows great visualization for </w:t>
+      </w:r>
+      <w:r>
+        <w:t>Apprehensions</w:t>
+      </w:r>
+      <w:r>
+        <w:t xml:space="preserve">, </w:t>
+      </w:r>
+      <w:proofErr w:type="spellStart"/>
+      <w:r>
+        <w:t>Inadmissibles</w:t>
+      </w:r>
+      <w:proofErr w:type="spellEnd"/>
+      <w:r>
+        <w:t xml:space="preserve"> and </w:t>
+      </w:r>
+      <w:r>
+        <w:t>Expulsions</w:t>
+      </w:r>
+      <w:r>
+        <w:t>.</w:t>
       </w:r>
     </w:p>
     <w:p/>
@@ -353,13 +405,92 @@
     </w:p>
     <w:p>
       <w:r>
+        <w:t>CBP Nationwide Encounters:</w:t>
+      </w:r>
+    </w:p>
+    <w:p>
+      <w:r>
         <w:lastRenderedPageBreak/>
+        <w:t>The CBP's tabular data uses textual and numerical encodings, which, while precise, require users to interpret trends without visual aids. This design is suitable for detailed analysis but may not cater to audiences seeking quick visual insights.</w:t>
+      </w:r>
+    </w:p>
+    <w:p>
+      <w:r>
+        <w:t>Tony Galvan's Visualization:</w:t>
+      </w:r>
+    </w:p>
+    <w:p>
+      <w:r>
+        <w:t xml:space="preserve">Galvan employs line and bar charts to represent encounter trends over time, effectively using position and length encodings to depict changes. Color differentiation highlights specific demographics, such as CHNV nationals, facilitating targeted analysis. The choice of interactive plots allows users to hover over data points for exact figures, enhancing the depth of information accessible </w:t>
+      </w:r>
+      <w:proofErr w:type="gramStart"/>
+      <w:r>
+        <w:t>at a glance</w:t>
+      </w:r>
+      <w:proofErr w:type="gramEnd"/>
+      <w:r>
+        <w:t>.</w:t>
+      </w:r>
+    </w:p>
+    <w:p>
+      <w:proofErr w:type="spellStart"/>
+      <w:r>
+        <w:t>USAFacts</w:t>
+      </w:r>
+      <w:proofErr w:type="spellEnd"/>
+      <w:r>
+        <w:t xml:space="preserve"> Article:</w:t>
+      </w:r>
+    </w:p>
+    <w:p>
+      <w:r>
+        <w:t>The article utilizes static charts and graphs to present data trends, employing color and spatial positioning to differentiate between categories. While these visualizations effectively convey information, the lack of interactivity may limit user engagement and the ability to explore data nuances.</w:t>
+      </w:r>
+    </w:p>
+    <w:p/>
+    <w:p>
+      <w:r>
+        <w:t>Effective Design Decisions</w:t>
+      </w:r>
+    </w:p>
+    <w:p>
+      <w:r>
+        <w:t>Tony Galvan's Visualization:</w:t>
+      </w:r>
+    </w:p>
+    <w:p>
+      <w:r>
+        <w:t>The interactive nature of the visualizations allows users to engage deeply with the data, exploring specific time frames and demographic details. The clear labeling and use of color to distinguish categories enhance comprehension. These design choices make complex data more accessible to a broader audience.</w:t>
+      </w:r>
+    </w:p>
+    <w:p>
+      <w:proofErr w:type="spellStart"/>
+      <w:r>
+        <w:t>USAFacts</w:t>
+      </w:r>
+      <w:proofErr w:type="spellEnd"/>
+      <w:r>
+        <w:t xml:space="preserve"> Article:</w:t>
+      </w:r>
+    </w:p>
+    <w:p>
+      <w:r>
+        <w:t>The use of clear, concise charts aids in understanding trends over time. The integration of contextual information alongside visualizations provides readers with a comprehensive view of the data, facilitating informed interpretations.</w:t>
+      </w:r>
+    </w:p>
+    <w:p>
+      <w:r>
+        <w:t>Areas for Improvement</w:t>
+      </w:r>
+    </w:p>
+    <w:p>
+      <w:r>
         <w:t>CBP Nationwide Encounters:</w:t>
       </w:r>
     </w:p>
     <w:p>
       <w:r>
-        <w:t>The CBP's tabular data uses textual and numerical encodings, which, while precise, require users to interpret trends without visual aids. This design is suitable for detailed analysis but may not cater to audiences seeking quick visual insights.</w:t>
+        <w:t>Incorporating interactive visualizations could enhance user engagement and make data trends more immediately apparent. Providing summary statistics or key insights alongside raw data tables might also aid users in quickly grasping essential information.</w:t>
       </w:r>
     </w:p>
     <w:p>
@@ -369,86 +500,7 @@
     </w:p>
     <w:p>
       <w:r>
-        <w:t xml:space="preserve">Galvan employs line and bar charts to represent encounter trends over time, effectively using position and length encodings to depict changes. Color differentiation highlights specific demographics, such as CHNV nationals, facilitating targeted analysis. The choice of interactive plots allows users to hover over data points for exact figures, enhancing the depth of information accessible </w:t>
-      </w:r>
-      <w:proofErr w:type="gramStart"/>
-      <w:r>
-        <w:t>at a glance</w:t>
-      </w:r>
-      <w:proofErr w:type="gramEnd"/>
-      <w:r>
-        <w:t>.</w:t>
-      </w:r>
-    </w:p>
-    <w:p>
-      <w:proofErr w:type="spellStart"/>
-      <w:r>
-        <w:t>USAFacts</w:t>
-      </w:r>
-      <w:proofErr w:type="spellEnd"/>
-      <w:r>
-        <w:t xml:space="preserve"> Article:</w:t>
-      </w:r>
-    </w:p>
-    <w:p>
-      <w:r>
-        <w:t>The article utilizes static charts and graphs to present data trends, employing color and spatial positioning to differentiate between categories. While these visualizations effectively convey information, the lack of interactivity may limit user engagement and the ability to explore data nuances.</w:t>
-      </w:r>
-    </w:p>
-    <w:p/>
-    <w:p>
-      <w:r>
-        <w:t>Effective Design Decisions</w:t>
-      </w:r>
-    </w:p>
-    <w:p>
-      <w:r>
-        <w:t>Tony Galvan's Visualization:</w:t>
-      </w:r>
-    </w:p>
-    <w:p>
-      <w:r>
-        <w:t>The interactive nature of the visualizations allows users to engage deeply with the data, exploring specific time frames and demographic details. The clear labeling and use of color to distinguish categories enhance comprehension. These design choices make complex data more accessible to a broader audience.</w:t>
-      </w:r>
-    </w:p>
-    <w:p>
-      <w:proofErr w:type="spellStart"/>
-      <w:r>
-        <w:t>USAFacts</w:t>
-      </w:r>
-      <w:proofErr w:type="spellEnd"/>
-      <w:r>
-        <w:t xml:space="preserve"> Article:</w:t>
-      </w:r>
-    </w:p>
-    <w:p>
-      <w:r>
-        <w:t>The use of clear, concise charts aids in understanding trends over time. The integration of contextual information alongside visualizations provides readers with a comprehensive view of the data, facilitating informed interpretations.</w:t>
-      </w:r>
-    </w:p>
-    <w:p>
-      <w:r>
-        <w:t>Areas for Improvement</w:t>
-      </w:r>
-    </w:p>
-    <w:p>
-      <w:r>
-        <w:t>CBP Nationwide Encounters:</w:t>
-      </w:r>
-    </w:p>
-    <w:p>
-      <w:r>
-        <w:t>Incorporating interactive visualizations could enhance user engagement and make data trends more immediately apparent. Providing summary statistics or key insights alongside raw data tables might also aid users in quickly grasping essential information.</w:t>
-      </w:r>
-    </w:p>
-    <w:p>
-      <w:r>
         <w:lastRenderedPageBreak/>
-        <w:t>Tony Galvan's Visualization:</w:t>
-      </w:r>
-    </w:p>
-    <w:p>
-      <w:r>
         <w:t>While the visualizations are effective, ensuring that data sources are up-to-date and clearly cited would enhance credibility. Additionally, offering downloadable data or embedding links to original datasets could empower users to conduct further analysis.</w:t>
       </w:r>
     </w:p>

--- a/hw3/HW_writeup.docx
+++ b/hw3/HW_writeup.docx
@@ -158,16 +158,17 @@
       </w:r>
     </w:p>
     <w:p/>
-    <w:p>
-      <w:r>
-        <w:t>(b) Analysis of Publicly Posted Submissions</w:t>
-      </w:r>
-    </w:p>
+    <w:p/>
     <w:p/>
     <w:p/>
     <w:p>
       <w:r>
         <w:lastRenderedPageBreak/>
+        <w:t>(b) Analysis of Publicly Posted Submissions</w:t>
+      </w:r>
+    </w:p>
+    <w:p>
+      <w:r>
         <w:t>To explore the visualization of illegal immigration statistics in the U.S., I examined two primary sources and one supplementary source:</w:t>
       </w:r>
     </w:p>
@@ -306,7 +307,22 @@
         <w:t xml:space="preserve">. The data is presented in tabular format, allowing users to perform custom analyses. </w:t>
       </w:r>
       <w:r>
+        <w:t>The data is categorized by factors such as area of responsibility, state, and encounter type, making it easier to analyze specific aspects.</w:t>
+      </w:r>
+      <w:r>
+        <w:t xml:space="preserve"> </w:t>
+      </w:r>
+      <w:r>
         <w:t xml:space="preserve">However, this visualization might be a little overwhelmed with too many selection options. </w:t>
+      </w:r>
+      <w:r>
+        <w:t>The CBP's tabular data uses textual and numerical encodings, which, while precise, require users to interpret trends without visual aids. This design is suitable for detailed analysis but may not cater to audiences seeking quick visual insights.</w:t>
+      </w:r>
+      <w:r>
+        <w:t xml:space="preserve"> </w:t>
+      </w:r>
+      <w:r>
+        <w:t>Providing summary statistics or key insights alongside raw data tables might also aid users in quickly grasping essential information.</w:t>
       </w:r>
     </w:p>
     <w:p>
@@ -337,6 +353,31 @@
       <w:r>
         <w:t xml:space="preserve">involving citizens from Cuba, Haiti, Nicaragua, and Venezuela (CHNV) across different border regions. </w:t>
       </w:r>
+      <w:r>
+        <w:t>Galvan employs curve and bar charts to represent encounter trends over time, effectively using position and length encodings to depict changes. Color differentiation highlights interior vs southern border.</w:t>
+      </w:r>
+      <w:r>
+        <w:t xml:space="preserve"> </w:t>
+      </w:r>
+      <w:r>
+        <w:t xml:space="preserve">Incorporating interactive visualizations could enhance user engagement and make </w:t>
+      </w:r>
+      <w:r>
+        <w:lastRenderedPageBreak/>
+        <w:t>data trends more immediately apparent</w:t>
+      </w:r>
+      <w:r>
+        <w:t xml:space="preserve">. </w:t>
+      </w:r>
+      <w:r>
+        <w:t>Lastly, his visualizations lack a plot that shows only the trend of the inadmissible encounters</w:t>
+      </w:r>
+      <w:r>
+        <w:t xml:space="preserve"> (he has shown Admissible, All and CHNV Encounters)</w:t>
+      </w:r>
+      <w:r>
+        <w:t>.</w:t>
+      </w:r>
     </w:p>
     <w:p>
       <w:proofErr w:type="spellStart"/>
@@ -364,15 +405,6 @@
       <w:r>
         <w:t xml:space="preserve"> provides an article discussing unauthorized immigration statistics, including the number of border encounters and demographic information. </w:t>
       </w:r>
-    </w:p>
-    <w:p>
-      <w:pPr>
-        <w:pStyle w:val="ListParagraph"/>
-        <w:numPr>
-          <w:ilvl w:val="0"/>
-          <w:numId w:val="9"/>
-        </w:numPr>
-      </w:pPr>
       <w:r>
         <w:t xml:space="preserve">The article shows great visualization for </w:t>
       </w:r>
@@ -384,7 +416,10 @@
       </w:r>
       <w:proofErr w:type="spellStart"/>
       <w:r>
-        <w:t>Inadmissibles</w:t>
+        <w:t>Inadmissible</w:t>
+      </w:r>
+      <w:r>
+        <w:t>s</w:t>
       </w:r>
       <w:proofErr w:type="spellEnd"/>
       <w:r>
@@ -392,6 +427,62 @@
       </w:r>
       <w:r>
         <w:t>Expulsions</w:t>
+      </w:r>
+      <w:r>
+        <w:t>.</w:t>
+      </w:r>
+      <w:r>
+        <w:t xml:space="preserve"> </w:t>
+      </w:r>
+      <w:r>
+        <w:t xml:space="preserve">It also </w:t>
+      </w:r>
+      <w:proofErr w:type="gramStart"/>
+      <w:r>
+        <w:t>show</w:t>
+      </w:r>
+      <w:proofErr w:type="gramEnd"/>
+      <w:r>
+        <w:t xml:space="preserve"> great reversed bar plot where on the y-axis we can see the top 22 countries from where the most of the illegal immigrant come </w:t>
+      </w:r>
+      <w:proofErr w:type="spellStart"/>
+      <w:r>
+        <w:t>form</w:t>
+      </w:r>
+      <w:proofErr w:type="spellEnd"/>
+      <w:r>
+        <w:t>.</w:t>
+      </w:r>
+      <w:r>
+        <w:t xml:space="preserve"> Lastly, </w:t>
+      </w:r>
+      <w:proofErr w:type="spellStart"/>
+      <w:r>
+        <w:t>USAFacts</w:t>
+      </w:r>
+      <w:proofErr w:type="spellEnd"/>
+      <w:r>
+        <w:t xml:space="preserve"> shows a shaded map </w:t>
+      </w:r>
+      <w:proofErr w:type="spellStart"/>
+      <w:r>
+        <w:t>od</w:t>
+      </w:r>
+      <w:proofErr w:type="spellEnd"/>
+      <w:r>
+        <w:t xml:space="preserve"> the USA where most of the illegal immigrant </w:t>
+      </w:r>
+      <w:r>
+        <w:t>reside.</w:t>
+      </w:r>
+      <w:r>
+        <w:t xml:space="preserve"> </w:t>
+      </w:r>
+      <w:r>
+        <w:t xml:space="preserve">The article utilizes static charts and graphs to present data trends, employing color and spatial positioning to differentiate between categories. </w:t>
+      </w:r>
+      <w:r>
+        <w:t>Some technical terms and concepts could deter readers who aren’t familiar with immigration-related jargon</w:t>
       </w:r>
       <w:r>
         <w:t>.</w:t>
@@ -400,142 +491,51 @@
     <w:p/>
     <w:p>
       <w:r>
-        <w:t>Graphical Encodings and Design Choices</w:t>
+        <w:t>Conclusion</w:t>
       </w:r>
     </w:p>
     <w:p>
       <w:r>
-        <w:t>CBP Nationwide Encounters:</w:t>
+        <w:t xml:space="preserve">Illegal immigration into the United States is a complex issue shaped by policy changes, economic conditions, and global migration patterns. Using data from </w:t>
+      </w:r>
+      <w:proofErr w:type="spellStart"/>
+      <w:r>
+        <w:t>TidyTuesday</w:t>
+      </w:r>
+      <w:proofErr w:type="spellEnd"/>
+      <w:r>
+        <w:t xml:space="preserve"> (</w:t>
+      </w:r>
+      <w:r>
+        <w:t>U.S. Customs and Border Protection</w:t>
+      </w:r>
+      <w:r>
+        <w:t>)</w:t>
+      </w:r>
+      <w:r>
+        <w:t xml:space="preserve">, I developed interactive visualizations to explore key trends. </w:t>
       </w:r>
     </w:p>
     <w:p>
       <w:r>
-        <w:lastRenderedPageBreak/>
-        <w:t>The CBP's tabular data uses textual and numerical encodings, which, while precise, require users to interpret trends without visual aids. This design is suitable for detailed analysis but may not cater to audiences seeking quick visual insights.</w:t>
+        <w:t xml:space="preserve">A time-series analysis of monthly encounters from 2020 to 2024 reveals fluctuations influenced by policy shifts and seasonal migration patterns, with a LOESS smoothing curve and polynomial regression </w:t>
+      </w:r>
+      <w:r>
+        <w:t xml:space="preserve">(including demographic) </w:t>
+      </w:r>
+      <w:r>
+        <w:t xml:space="preserve">capturing long-term trends. </w:t>
+      </w:r>
+      <w:r>
+        <w:t>Starting from 2020 the illegal immigrations have been increasing until late 2023, when it slightly decreased.</w:t>
+      </w:r>
+      <w:r>
+        <w:t xml:space="preserve"> Linear regression here wouldn’t be very appropriate because, we would not be able to recognize the decrease in the last year.</w:t>
       </w:r>
     </w:p>
     <w:p>
       <w:r>
-        <w:t>Tony Galvan's Visualization:</w:t>
-      </w:r>
-    </w:p>
-    <w:p>
-      <w:r>
-        <w:t xml:space="preserve">Galvan employs line and bar charts to represent encounter trends over time, effectively using position and length encodings to depict changes. Color differentiation highlights specific demographics, such as CHNV nationals, facilitating targeted analysis. The choice of interactive plots allows users to hover over data points for exact figures, enhancing the depth of information accessible </w:t>
-      </w:r>
-      <w:proofErr w:type="gramStart"/>
-      <w:r>
-        <w:t>at a glance</w:t>
-      </w:r>
-      <w:proofErr w:type="gramEnd"/>
-      <w:r>
-        <w:t>.</w:t>
-      </w:r>
-    </w:p>
-    <w:p>
-      <w:proofErr w:type="spellStart"/>
-      <w:r>
-        <w:t>USAFacts</w:t>
-      </w:r>
-      <w:proofErr w:type="spellEnd"/>
-      <w:r>
-        <w:t xml:space="preserve"> Article:</w:t>
-      </w:r>
-    </w:p>
-    <w:p>
-      <w:r>
-        <w:t>The article utilizes static charts and graphs to present data trends, employing color and spatial positioning to differentiate between categories. While these visualizations effectively convey information, the lack of interactivity may limit user engagement and the ability to explore data nuances.</w:t>
-      </w:r>
-    </w:p>
-    <w:p/>
-    <w:p>
-      <w:r>
-        <w:t>Effective Design Decisions</w:t>
-      </w:r>
-    </w:p>
-    <w:p>
-      <w:r>
-        <w:t>Tony Galvan's Visualization:</w:t>
-      </w:r>
-    </w:p>
-    <w:p>
-      <w:r>
-        <w:t>The interactive nature of the visualizations allows users to engage deeply with the data, exploring specific time frames and demographic details. The clear labeling and use of color to distinguish categories enhance comprehension. These design choices make complex data more accessible to a broader audience.</w:t>
-      </w:r>
-    </w:p>
-    <w:p>
-      <w:proofErr w:type="spellStart"/>
-      <w:r>
-        <w:t>USAFacts</w:t>
-      </w:r>
-      <w:proofErr w:type="spellEnd"/>
-      <w:r>
-        <w:t xml:space="preserve"> Article:</w:t>
-      </w:r>
-    </w:p>
-    <w:p>
-      <w:r>
-        <w:t>The use of clear, concise charts aids in understanding trends over time. The integration of contextual information alongside visualizations provides readers with a comprehensive view of the data, facilitating informed interpretations.</w:t>
-      </w:r>
-    </w:p>
-    <w:p>
-      <w:r>
-        <w:t>Areas for Improvement</w:t>
-      </w:r>
-    </w:p>
-    <w:p>
-      <w:r>
-        <w:t>CBP Nationwide Encounters:</w:t>
-      </w:r>
-    </w:p>
-    <w:p>
-      <w:r>
-        <w:t>Incorporating interactive visualizations could enhance user engagement and make data trends more immediately apparent. Providing summary statistics or key insights alongside raw data tables might also aid users in quickly grasping essential information.</w:t>
-      </w:r>
-    </w:p>
-    <w:p>
-      <w:r>
-        <w:t>Tony Galvan's Visualization:</w:t>
-      </w:r>
-    </w:p>
-    <w:p>
-      <w:r>
-        <w:lastRenderedPageBreak/>
-        <w:t>While the visualizations are effective, ensuring that data sources are up-to-date and clearly cited would enhance credibility. Additionally, offering downloadable data or embedding links to original datasets could empower users to conduct further analysis.</w:t>
-      </w:r>
-    </w:p>
-    <w:p>
-      <w:proofErr w:type="spellStart"/>
-      <w:r>
-        <w:t>USAFacts</w:t>
-      </w:r>
-      <w:proofErr w:type="spellEnd"/>
-      <w:r>
-        <w:t xml:space="preserve"> Article:</w:t>
-      </w:r>
-    </w:p>
-    <w:p>
-      <w:r>
-        <w:t>Introducing interactive elements to the visualizations could allow users to explore data points of interest more thoroughly. Providing options to filter data by specific criteria, such as time periods or demographics, would add depth to the analysis.</w:t>
-      </w:r>
-    </w:p>
-    <w:p/>
-    <w:p>
-      <w:r>
-        <w:t>Conclusion</w:t>
-      </w:r>
-    </w:p>
-    <w:p>
-      <w:r>
-        <w:t xml:space="preserve">Tony Galvan's interactive visualizations stand out for their user engagement and clarity, effectively conveying complex data through thoughtful design choices. The CBP's official data, while comprehensive, could benefit from more accessible presentation formats to reach a broader audience. The </w:t>
-      </w:r>
-      <w:proofErr w:type="spellStart"/>
-      <w:r>
-        <w:t>USAFacts</w:t>
-      </w:r>
-      <w:proofErr w:type="spellEnd"/>
-      <w:r>
-        <w:t xml:space="preserve"> article provides valuable context but lacks the interactivity that modern data consumers often seek. In developing my own visualization, I aim to incorporate interactive elements and clear design principles to effectively communicate illegal immigration trends, drawing inspiration from the strengths observed in these examples.</w:t>
+        <w:t>A global heatmap highlights Mexico as the dominant source of illegal immigration, followed by countries in Central and South America, while a U.S. state-level map illustrates regional disparities in immigrant distribution, with border states experiencing the highest concentrations. These visualizations provide a data-driven perspective on immigration, helping to contextualize trends beyond headlines and political discourse.</w:t>
       </w:r>
     </w:p>
     <w:sectPr>

--- a/hw3/HW_writeup.docx
+++ b/hw3/HW_writeup.docx
@@ -535,7 +535,13 @@
     </w:p>
     <w:p>
       <w:r>
-        <w:t>A global heatmap highlights Mexico as the dominant source of illegal immigration, followed by countries in Central and South America, while a U.S. state-level map illustrates regional disparities in immigrant distribution, with border states experiencing the highest concentrations. These visualizations provide a data-driven perspective on immigration, helping to contextualize trends beyond headlines and political discourse.</w:t>
+        <w:t xml:space="preserve">A global heatmap </w:t>
+      </w:r>
+      <w:r>
+        <w:t xml:space="preserve">(world map) </w:t>
+      </w:r>
+      <w:r>
+        <w:t>highlights Mexico as the dominant source of illegal immigration, followed by countries in Central and South America, while a U.S. state-level map illustrates regional disparities in immigrant distribution, with border states experiencing the highest concentrations. These visualizations provide a data-driven perspective on immigration, helping to contextualize trends beyond headlines and political discourse.</w:t>
       </w:r>
     </w:p>
     <w:sectPr>

--- a/hw3/HW_writeup.docx
+++ b/hw3/HW_writeup.docx
@@ -15,6 +15,27 @@
     <w:p>
       <w:r>
         <w:t>Homework 4: Social Data Visualization</w:t>
+      </w:r>
+    </w:p>
+    <w:p>
+      <w:proofErr w:type="spellStart"/>
+      <w:r>
+        <w:t>Github</w:t>
+      </w:r>
+      <w:proofErr w:type="spellEnd"/>
+      <w:r>
+        <w:t xml:space="preserve"> link: </w:t>
+      </w:r>
+      <w:hyperlink r:id="rId5" w:history="1">
+        <w:r>
+          <w:rPr>
+            <w:rStyle w:val="Hyperlink"/>
+          </w:rPr>
+          <w:t>https://github.com/matejpopovski/hw3-data-visualization</w:t>
+        </w:r>
+      </w:hyperlink>
+      <w:r>
+        <w:t xml:space="preserve"> </w:t>
       </w:r>
     </w:p>
     <w:p/>
@@ -163,7 +184,6 @@
     <w:p/>
     <w:p>
       <w:r>
-        <w:lastRenderedPageBreak/>
         <w:t>(b) Analysis of Publicly Posted Submissions</w:t>
       </w:r>
     </w:p>
@@ -181,32 +201,14 @@
         </w:numPr>
       </w:pPr>
       <w:r>
-        <w:t>U.S. Customs and Border Protection (CBP) Nationwide Encounters</w:t>
-      </w:r>
-      <w:r>
-        <w:t>:</w:t>
-      </w:r>
-      <w:r>
-        <w:t xml:space="preserve"> </w:t>
-      </w:r>
-      <w:hyperlink r:id="rId5" w:history="1">
+        <w:t xml:space="preserve">U.S. Customs and Border Protection (CBP) Nationwide Encounters: </w:t>
+      </w:r>
+      <w:hyperlink r:id="rId6" w:history="1">
         <w:r>
           <w:rPr>
             <w:rStyle w:val="Hyperlink"/>
           </w:rPr>
-          <w:t>https://www.cb</w:t>
-        </w:r>
-        <w:r>
-          <w:rPr>
-            <w:rStyle w:val="Hyperlink"/>
-          </w:rPr>
-          <w:t>p</w:t>
-        </w:r>
-        <w:r>
-          <w:rPr>
-            <w:rStyle w:val="Hyperlink"/>
-          </w:rPr>
-          <w:t>.gov/newsroom/stats/nationwide-encounters</w:t>
+          <w:t>https://www.cbp.gov/newsroom/stats/nationwide-encounters</w:t>
         </w:r>
       </w:hyperlink>
       <w:r>
@@ -222,12 +224,9 @@
         </w:numPr>
       </w:pPr>
       <w:r>
-        <w:t>U.S. Border Patrol Encounters by Tony Galvan</w:t>
-      </w:r>
-      <w:r>
-        <w:t xml:space="preserve">: </w:t>
-      </w:r>
-      <w:hyperlink r:id="rId6" w:history="1">
+        <w:t xml:space="preserve">U.S. Border Patrol Encounters by Tony Galvan: </w:t>
+      </w:r>
+      <w:hyperlink r:id="rId7" w:history="1">
         <w:r>
           <w:rPr>
             <w:rStyle w:val="Hyperlink"/>
@@ -256,12 +255,9 @@
       </w:r>
       <w:proofErr w:type="spellEnd"/>
       <w:r>
-        <w:t xml:space="preserve"> on Unauthorized Immigration</w:t>
-      </w:r>
-      <w:r>
-        <w:t xml:space="preserve">: </w:t>
-      </w:r>
-      <w:hyperlink r:id="rId7" w:history="1">
+        <w:t xml:space="preserve"> on Unauthorized Immigration: </w:t>
+      </w:r>
+      <w:hyperlink r:id="rId8" w:history="1">
         <w:r>
           <w:rPr>
             <w:rStyle w:val="Hyperlink"/>
@@ -316,13 +312,7 @@
         <w:t xml:space="preserve">However, this visualization might be a little overwhelmed with too many selection options. </w:t>
       </w:r>
       <w:r>
-        <w:t>The CBP's tabular data uses textual and numerical encodings, which, while precise, require users to interpret trends without visual aids. This design is suitable for detailed analysis but may not cater to audiences seeking quick visual insights.</w:t>
-      </w:r>
-      <w:r>
-        <w:t xml:space="preserve"> </w:t>
-      </w:r>
-      <w:r>
-        <w:t>Providing summary statistics or key insights alongside raw data tables might also aid users in quickly grasping essential information.</w:t>
+        <w:t>The CBP's tabular data uses textual and numerical encodings, which, while precise, require users to interpret trends without visual aids. This design is suitable for detailed analysis but may not cater to audiences seeking quick visual insights. Providing summary statistics or key insights alongside raw data tables might also aid users in quickly grasping essential information.</w:t>
       </w:r>
     </w:p>
     <w:p>
@@ -354,20 +344,11 @@
         <w:t xml:space="preserve">involving citizens from Cuba, Haiti, Nicaragua, and Venezuela (CHNV) across different border regions. </w:t>
       </w:r>
       <w:r>
-        <w:t>Galvan employs curve and bar charts to represent encounter trends over time, effectively using position and length encodings to depict changes. Color differentiation highlights interior vs southern border.</w:t>
-      </w:r>
-      <w:r>
-        <w:t xml:space="preserve"> </w:t>
-      </w:r>
-      <w:r>
-        <w:t xml:space="preserve">Incorporating interactive visualizations could enhance user engagement and make </w:t>
+        <w:t xml:space="preserve">Galvan employs curve and bar charts to represent encounter trends over time, effectively using position and length encodings to depict changes. Color differentiation highlights interior vs southern border. </w:t>
       </w:r>
       <w:r>
         <w:lastRenderedPageBreak/>
-        <w:t>data trends more immediately apparent</w:t>
-      </w:r>
-      <w:r>
-        <w:t xml:space="preserve">. </w:t>
+        <w:t xml:space="preserve">Incorporating interactive visualizations could enhance user engagement and make data trends more immediately apparent. </w:t>
       </w:r>
       <w:r>
         <w:t>Lastly, his visualizations lack a plot that shows only the trend of the inadmissible encounters</w:t>
@@ -476,10 +457,7 @@
         <w:t>reside.</w:t>
       </w:r>
       <w:r>
-        <w:t xml:space="preserve"> </w:t>
-      </w:r>
-      <w:r>
-        <w:t xml:space="preserve">The article utilizes static charts and graphs to present data trends, employing color and spatial positioning to differentiate between categories. </w:t>
+        <w:t xml:space="preserve"> The article utilizes static charts and graphs to present data trends, employing color and spatial positioning to differentiate between categories. </w:t>
       </w:r>
       <w:r>
         <w:t>Some technical terms and concepts could deter readers who aren’t familiar with immigration-related jargon</w:t>
@@ -493,6 +471,9 @@
       <w:r>
         <w:t>Conclusion</w:t>
       </w:r>
+      <w:r>
+        <w:t xml:space="preserve"> – response to prompt</w:t>
+      </w:r>
     </w:p>
     <w:p>
       <w:r>
@@ -527,10 +508,22 @@
         <w:t xml:space="preserve">capturing long-term trends. </w:t>
       </w:r>
       <w:r>
-        <w:t>Starting from 2020 the illegal immigrations have been increasing until late 2023, when it slightly decreased.</w:t>
-      </w:r>
-      <w:r>
-        <w:t xml:space="preserve"> Linear regression here wouldn’t be very appropriate because, we would not be able to recognize the decrease in the last year.</w:t>
+        <w:t>Starting from 2020 the illegal immigrations have been increasing until late 202</w:t>
+      </w:r>
+      <w:r>
+        <w:t>4</w:t>
+      </w:r>
+      <w:r>
+        <w:t>, when it slightly decreased.</w:t>
+      </w:r>
+      <w:r>
+        <w:t xml:space="preserve"> </w:t>
+      </w:r>
+      <w:r>
+        <w:t xml:space="preserve">That could be a result of the change of the president at the end of 2024. </w:t>
+      </w:r>
+      <w:r>
+        <w:t>Linear regression here wouldn’t be very appropriate because, we would not be able to recognize the decrease in the last year.</w:t>
       </w:r>
     </w:p>
     <w:p>
@@ -541,7 +534,54 @@
         <w:t xml:space="preserve">(world map) </w:t>
       </w:r>
       <w:r>
-        <w:t>highlights Mexico as the dominant source of illegal immigration, followed by countries in Central and South America, while a U.S. state-level map illustrates regional disparities in immigrant distribution, with border states experiencing the highest concentrations. These visualizations provide a data-driven perspective on immigration, helping to contextualize trends beyond headlines and political discourse.</w:t>
+        <w:t>highlights Mexico as the dominant source of illegal immigration, followed by countries in Central and South America</w:t>
+      </w:r>
+      <w:r>
+        <w:t xml:space="preserve">, such as </w:t>
+      </w:r>
+      <w:proofErr w:type="spellStart"/>
+      <w:r>
+        <w:t>Venecuela</w:t>
+      </w:r>
+      <w:proofErr w:type="spellEnd"/>
+      <w:r>
+        <w:t xml:space="preserve">, </w:t>
+      </w:r>
+      <w:proofErr w:type="spellStart"/>
+      <w:r>
+        <w:t>Guatemela</w:t>
+      </w:r>
+      <w:proofErr w:type="spellEnd"/>
+      <w:r>
+        <w:t>, Honduras, Cuba and so on</w:t>
+      </w:r>
+      <w:r>
+        <w:t xml:space="preserve">, while a U.S. state-level map illustrates regional disparities in immigrant distribution, with border states experiencing the highest concentrations. </w:t>
+      </w:r>
+      <w:r>
+        <w:t xml:space="preserve">We can visually see that the southern states have drastically more illegal immigrants compared to the northern. </w:t>
+      </w:r>
+      <w:r>
+        <w:t xml:space="preserve">Some of the states with the highest concentrations of illegal immigrants include Texas, which accounts for nearly 50%, followed by California at almost 15% and Arizona at 19%. This aligns directly with the previous visualization, </w:t>
+      </w:r>
+      <w:r>
+        <w:lastRenderedPageBreak/>
+        <w:t>highlighting Mexico as the primary source of illegal immigration.</w:t>
+      </w:r>
+      <w:r>
+        <w:t xml:space="preserve"> </w:t>
+      </w:r>
+      <w:r>
+        <w:t>Furthermore, the map visualizations are designed to be user-friendly and easily interpretable by both STEM and non-STEM audiences.</w:t>
+      </w:r>
+      <w:r>
+        <w:t xml:space="preserve"> </w:t>
+      </w:r>
+      <w:r>
+        <w:t>These visualizations provide a data-driven perspective on immigration, helping to contextualize trends beyond headlines and political discourse.</w:t>
+      </w:r>
+      <w:r>
+        <w:t xml:space="preserve"> </w:t>
       </w:r>
     </w:p>
     <w:sectPr>
